--- a/chuyenDe/LS/docx/rawls7/Speaking/Level1/W7.docx
+++ b/chuyenDe/LS/docx/rawls7/Speaking/Level1/W7.docx
@@ -18,7 +18,7 @@
         <ns0:t xml:space="preserve">TÀI LIỆU CHUYÊN ĐỀ SPEAKING</ns0:t>
       </ns0:r>
     </ns0:p>
-    <ns0:bookmarkStart ns0:id="19" ns0:name="part-1"/>
+    <ns0:bookmarkStart ns0:id="21" ns0:name="part-1"/>
     <ns0:p>
       <ns0:pPr>
         <ns0:pStyle ns0:val="Heading2"/>
@@ -27,7 +27,7 @@
         <ns0:t xml:space="preserve">PART 1</ns0:t>
       </ns0:r>
     </ns0:p>
-    <ns0:bookmarkStart ns0:id="14" ns0:name="gift"/>
+    <ns0:bookmarkStart ns0:id="20" ns0:name="gift"/>
     <ns0:p>
       <ns0:pPr>
         <ns0:pStyle ns0:val="Heading3"/>
@@ -64,23 +64,41 @@
         </ns0:rPr>
         <ns0:t xml:space="preserve">:</ns0:t>
       </ns0:r>
-      <ns0:r>
-        <ns0:t xml:space="preserve"> </ns0:t>
-      </ns0:r>
-      <ns0:r>
-        <ns0:t xml:space="preserve">- Yes, I received a very good laptop from my parents.</ns0:t>
-      </ns0:r>
-      <ns0:r>
-        <ns0:t xml:space="preserve"> </ns0:t>
-      </ns0:r>
-      <ns0:r>
-        <ns0:t xml:space="preserve">- It was a gift for my graduation last year.</ns0:t>
-      </ns0:r>
-      <ns0:r>
-        <ns0:t xml:space="preserve"> </ns0:t>
-      </ns0:r>
-      <ns0:r>
-        <ns0:t xml:space="preserve">- I use it every day for my study and entertainment.</ns0:t>
+    </ns0:p>
+    <ns0:p>
+      <ns0:pPr>
+        <ns0:pStyle ns0:val="Compact"/>
+        <ns0:numPr>
+          <ns0:ilvl ns0:val="0"/>
+          <ns0:numId ns0:val="1001"/>
+        </ns0:numPr>
+      </ns0:pPr>
+      <ns0:r>
+        <ns0:t xml:space="preserve">Yes, I received a very good laptop from my parents.</ns0:t>
+      </ns0:r>
+    </ns0:p>
+    <ns0:p>
+      <ns0:pPr>
+        <ns0:pStyle ns0:val="Compact"/>
+        <ns0:numPr>
+          <ns0:ilvl ns0:val="0"/>
+          <ns0:numId ns0:val="1001"/>
+        </ns0:numPr>
+      </ns0:pPr>
+      <ns0:r>
+        <ns0:t xml:space="preserve">It was a gift for my graduation last year.</ns0:t>
+      </ns0:r>
+    </ns0:p>
+    <ns0:p>
+      <ns0:pPr>
+        <ns0:pStyle ns0:val="Compact"/>
+        <ns0:numPr>
+          <ns0:ilvl ns0:val="0"/>
+          <ns0:numId ns0:val="1001"/>
+        </ns0:numPr>
+      </ns0:pPr>
+      <ns0:r>
+        <ns0:t xml:space="preserve">I use it every day for my study and entertainment.</ns0:t>
       </ns0:r>
     </ns0:p>
     <ns0:p>
@@ -91,15 +109,13 @@
         <ns0:t xml:space="preserve">Yes, I have received a great gift before. My parents gave me a new laptop for my graduation last year. I was very happy because my old computer was very slow and broken. Now, I use this laptop every day for my study and also for watching movies or playing games. I think it is the best gift I have ever had in my life.</ns0:t>
       </ns0:r>
     </ns0:p>
-    <ns0:p>
-      <ns0:pPr>
-        <ns0:pStyle ns0:val="CDGreenHeading"/>
-      </ns0:pPr>
-      <ns0:r>
-        <ns0:rPr>
-          <ns0:b/>
-          <ns0:bCs/>
-        </ns0:rPr>
+    <ns0:bookmarkEnd ns0:id="12"/>
+    <ns0:bookmarkStart ns0:id="13" ns0:name="what-gift-have-you-received-recently"/>
+    <ns0:p>
+      <ns0:pPr>
+        <ns0:pStyle ns0:val="Heading4"/>
+      </ns0:pPr>
+      <ns0:r>
         <ns0:t xml:space="preserve">2. What gift have you received recently?</ns0:t>
       </ns0:r>
     </ns0:p>
@@ -122,34 +138,50 @@
         </ns0:rPr>
         <ns0:t xml:space="preserve">:</ns0:t>
       </ns0:r>
-      <ns0:r>
-        <ns0:t xml:space="preserve"> </ns0:t>
-      </ns0:r>
-      <ns0:r>
-        <ns0:t xml:space="preserve">- I received a beautiful T-shirt from my best friend.</ns0:t>
-      </ns0:r>
-      <ns0:r>
-        <ns0:t xml:space="preserve"> </ns0:t>
-      </ns0:r>
-      <ns0:r>
-        <ns0:t xml:space="preserve">- It was a gift for my birthday last month.</ns0:t>
-      </ns0:r>
-      <ns0:r>
-        <ns0:t xml:space="preserve"> </ns0:t>
-      </ns0:r>
-      <ns0:r>
-        <ns0:t xml:space="preserve">- The color is blue, which is my favorite color.</ns0:t>
-      </ns0:r>
-    </ns0:p>
-    <ns0:p>
-      <ns0:pPr>
-        <ns0:pStyle ns0:val="CDGreenHeading"/>
-      </ns0:pPr>
-      <ns0:r>
-        <ns0:rPr>
-          <ns0:b/>
-          <ns0:bCs/>
-        </ns0:rPr>
+    </ns0:p>
+    <ns0:p>
+      <ns0:pPr>
+        <ns0:pStyle ns0:val="Compact"/>
+        <ns0:numPr>
+          <ns0:ilvl ns0:val="0"/>
+          <ns0:numId ns0:val="1002"/>
+        </ns0:numPr>
+      </ns0:pPr>
+      <ns0:r>
+        <ns0:t xml:space="preserve">I received a beautiful T-shirt from my best friend.</ns0:t>
+      </ns0:r>
+    </ns0:p>
+    <ns0:p>
+      <ns0:pPr>
+        <ns0:pStyle ns0:val="Compact"/>
+        <ns0:numPr>
+          <ns0:ilvl ns0:val="0"/>
+          <ns0:numId ns0:val="1002"/>
+        </ns0:numPr>
+      </ns0:pPr>
+      <ns0:r>
+        <ns0:t xml:space="preserve">It was a gift for my birthday last month.</ns0:t>
+      </ns0:r>
+    </ns0:p>
+    <ns0:p>
+      <ns0:pPr>
+        <ns0:pStyle ns0:val="Compact"/>
+        <ns0:numPr>
+          <ns0:ilvl ns0:val="0"/>
+          <ns0:numId ns0:val="1002"/>
+        </ns0:numPr>
+      </ns0:pPr>
+      <ns0:r>
+        <ns0:t xml:space="preserve">The color is blue, which is my favorite color.</ns0:t>
+      </ns0:r>
+    </ns0:p>
+    <ns0:bookmarkEnd ns0:id="13"/>
+    <ns0:bookmarkStart ns0:id="14" ns0:name="X31718ce5fb765e2c6d732c16886bb4d794fcb39"/>
+    <ns0:p>
+      <ns0:pPr>
+        <ns0:pStyle ns0:val="Heading4"/>
+      </ns0:pPr>
+      <ns0:r>
         <ns0:t xml:space="preserve">3. Do you think you are good at choosing gifts?</ns0:t>
       </ns0:r>
     </ns0:p>
@@ -172,27 +204,45 @@
         </ns0:rPr>
         <ns0:t xml:space="preserve">:</ns0:t>
       </ns0:r>
-      <ns0:r>
-        <ns0:t xml:space="preserve"> </ns0:t>
-      </ns0:r>
-      <ns0:r>
-        <ns0:t xml:space="preserve">- No, I think I am not very good at choosing gifts.</ns0:t>
-      </ns0:r>
-      <ns0:r>
-        <ns0:t xml:space="preserve"> </ns0:t>
-      </ns0:r>
-      <ns0:r>
-        <ns0:t xml:space="preserve">- I often spend a lot of time in the shop but find nothing.</ns0:t>
-      </ns0:r>
-      <ns0:r>
-        <ns0:t xml:space="preserve"> </ns0:t>
-      </ns0:r>
-      <ns0:r>
-        <ns0:t xml:space="preserve">- I usually ask my sister to help me choose something nice.</ns0:t>
-      </ns0:r>
-    </ns0:p>
-    <ns0:bookmarkEnd ns0:id="12"/>
-    <ns0:bookmarkStart ns0:id="13" ns0:name="X8529d5924f2385a585be87220a7454497b86e60"/>
+    </ns0:p>
+    <ns0:p>
+      <ns0:pPr>
+        <ns0:pStyle ns0:val="Compact"/>
+        <ns0:numPr>
+          <ns0:ilvl ns0:val="0"/>
+          <ns0:numId ns0:val="1003"/>
+        </ns0:numPr>
+      </ns0:pPr>
+      <ns0:r>
+        <ns0:t xml:space="preserve">No, I think I am not very good at choosing gifts.</ns0:t>
+      </ns0:r>
+    </ns0:p>
+    <ns0:p>
+      <ns0:pPr>
+        <ns0:pStyle ns0:val="Compact"/>
+        <ns0:numPr>
+          <ns0:ilvl ns0:val="0"/>
+          <ns0:numId ns0:val="1003"/>
+        </ns0:numPr>
+      </ns0:pPr>
+      <ns0:r>
+        <ns0:t xml:space="preserve">I often spend a lot of time in the shop but find nothing.</ns0:t>
+      </ns0:r>
+    </ns0:p>
+    <ns0:p>
+      <ns0:pPr>
+        <ns0:pStyle ns0:val="Compact"/>
+        <ns0:numPr>
+          <ns0:ilvl ns0:val="0"/>
+          <ns0:numId ns0:val="1003"/>
+        </ns0:numPr>
+      </ns0:pPr>
+      <ns0:r>
+        <ns0:t xml:space="preserve">I usually ask my sister to help me choose something nice.</ns0:t>
+      </ns0:r>
+    </ns0:p>
+    <ns0:bookmarkEnd ns0:id="14"/>
+    <ns0:bookmarkStart ns0:id="15" ns0:name="X8529d5924f2385a585be87220a7454497b86e60"/>
     <ns0:p>
       <ns0:pPr>
         <ns0:pStyle ns0:val="Heading4"/>
@@ -220,37 +270,57 @@
         </ns0:rPr>
         <ns0:t xml:space="preserve">:</ns0:t>
       </ns0:r>
-      <ns0:r>
-        <ns0:t xml:space="preserve"> </ns0:t>
-      </ns0:r>
-      <ns0:r>
-        <ns0:t xml:space="preserve">- I consider the price of the gift first.</ns0:t>
-      </ns0:r>
-      <ns0:r>
-        <ns0:t xml:space="preserve"> </ns0:t>
-      </ns0:r>
-      <ns0:r>
-        <ns0:t xml:space="preserve">- I also think about what the person likes or needs.</ns0:t>
-      </ns0:r>
-      <ns0:r>
-        <ns0:t xml:space="preserve"> </ns0:t>
-      </ns0:r>
-      <ns0:r>
-        <ns0:t xml:space="preserve">- I want to buy something useful that they can use every day.</ns0:t>
-      </ns0:r>
-    </ns0:p>
-    <ns0:bookmarkEnd ns0:id="13"/>
-    <ns0:bookmarkEnd ns0:id="14"/>
-    <ns0:bookmarkStart ns0:id="18" ns0:name="hobby"/>
-    <ns0:p>
-      <ns0:pPr>
-        <ns0:pStyle ns0:val="Heading3"/>
+    </ns0:p>
+    <ns0:p>
+      <ns0:pPr>
+        <ns0:pStyle ns0:val="Compact"/>
+        <ns0:numPr>
+          <ns0:ilvl ns0:val="0"/>
+          <ns0:numId ns0:val="1004"/>
+        </ns0:numPr>
+      </ns0:pPr>
+      <ns0:r>
+        <ns0:t xml:space="preserve">I consider the price of the gift first.</ns0:t>
+      </ns0:r>
+    </ns0:p>
+    <ns0:p>
+      <ns0:pPr>
+        <ns0:pStyle ns0:val="Compact"/>
+        <ns0:numPr>
+          <ns0:ilvl ns0:val="0"/>
+          <ns0:numId ns0:val="1004"/>
+        </ns0:numPr>
+      </ns0:pPr>
+      <ns0:r>
+        <ns0:t xml:space="preserve">I also think about what the person likes or needs.</ns0:t>
+      </ns0:r>
+    </ns0:p>
+    <ns0:p>
+      <ns0:pPr>
+        <ns0:pStyle ns0:val="Compact"/>
+        <ns0:numPr>
+          <ns0:ilvl ns0:val="0"/>
+          <ns0:numId ns0:val="1004"/>
+        </ns0:numPr>
+      </ns0:pPr>
+      <ns0:r>
+        <ns0:t xml:space="preserve">I want to buy something useful that they can use every day.</ns0:t>
+      </ns0:r>
+    </ns0:p>
+    <ns0:p>
+      <ns0:pPr>
+        <ns0:pStyle ns0:val="Compact"/>
+        <ns0:numPr>
+          <ns0:ilvl ns0:val="0"/>
+          <ns0:numId ns0:val="1004"/>
+        </ns0:numPr>
       </ns0:pPr>
       <ns0:r>
         <ns0:t xml:space="preserve">Hobby</ns0:t>
       </ns0:r>
     </ns0:p>
-    <ns0:bookmarkStart ns0:id="15" ns0:name="do-you-have-any-hobbies"/>
+    <ns0:bookmarkEnd ns0:id="15"/>
+    <ns0:bookmarkStart ns0:id="16" ns0:name="do-you-have-any-hobbies"/>
     <ns0:p>
       <ns0:pPr>
         <ns0:pStyle ns0:val="Heading4"/>
@@ -278,23 +348,41 @@
         </ns0:rPr>
         <ns0:t xml:space="preserve">:</ns0:t>
       </ns0:r>
-      <ns0:r>
-        <ns0:t xml:space="preserve"> </ns0:t>
-      </ns0:r>
-      <ns0:r>
-        <ns0:t xml:space="preserve">- Yes, I have a few hobbies that I do every day.</ns0:t>
-      </ns0:r>
-      <ns0:r>
-        <ns0:t xml:space="preserve"> </ns0:t>
-      </ns0:r>
-      <ns0:r>
-        <ns0:t xml:space="preserve">- My favorite hobby is playing football with my friends.</ns0:t>
-      </ns0:r>
-      <ns0:r>
-        <ns0:t xml:space="preserve"> </ns0:t>
-      </ns0:r>
-      <ns0:r>
-        <ns0:t xml:space="preserve">- It helps me stay healthy and feel very happy.</ns0:t>
+    </ns0:p>
+    <ns0:p>
+      <ns0:pPr>
+        <ns0:pStyle ns0:val="Compact"/>
+        <ns0:numPr>
+          <ns0:ilvl ns0:val="0"/>
+          <ns0:numId ns0:val="1005"/>
+        </ns0:numPr>
+      </ns0:pPr>
+      <ns0:r>
+        <ns0:t xml:space="preserve">Yes, I have a few hobbies that I do every day.</ns0:t>
+      </ns0:r>
+    </ns0:p>
+    <ns0:p>
+      <ns0:pPr>
+        <ns0:pStyle ns0:val="Compact"/>
+        <ns0:numPr>
+          <ns0:ilvl ns0:val="0"/>
+          <ns0:numId ns0:val="1005"/>
+        </ns0:numPr>
+      </ns0:pPr>
+      <ns0:r>
+        <ns0:t xml:space="preserve">My favorite hobby is playing football with my friends.</ns0:t>
+      </ns0:r>
+    </ns0:p>
+    <ns0:p>
+      <ns0:pPr>
+        <ns0:pStyle ns0:val="Compact"/>
+        <ns0:numPr>
+          <ns0:ilvl ns0:val="0"/>
+          <ns0:numId ns0:val="1005"/>
+        </ns0:numPr>
+      </ns0:pPr>
+      <ns0:r>
+        <ns0:t xml:space="preserve">It helps me stay healthy and feel very happy.</ns0:t>
       </ns0:r>
     </ns0:p>
     <ns0:p>
@@ -305,8 +393,8 @@
         <ns0:t xml:space="preserve">Yes, I have a few hobbies that I enjoy doing in my free time. My favorite hobby is playing football with my friends at the park near my house. We usually play together every weekend afternoon. It helps me stay healthy and feel very happy after a long day of studying.</ns0:t>
       </ns0:r>
     </ns0:p>
-    <ns0:bookmarkEnd ns0:id="15"/>
-    <ns0:bookmarkStart ns0:id="16" ns0:name="X806eae0a2a2f6a6e12398d5f8fe22e89d0d60cd"/>
+    <ns0:bookmarkEnd ns0:id="16"/>
+    <ns0:bookmarkStart ns0:id="17" ns0:name="X806eae0a2a2f6a6e12398d5f8fe22e89d0d60cd"/>
     <ns0:p>
       <ns0:pPr>
         <ns0:pStyle ns0:val="Heading4"/>
@@ -334,34 +422,50 @@
         </ns0:rPr>
         <ns0:t xml:space="preserve">:</ns0:t>
       </ns0:r>
-      <ns0:r>
-        <ns0:t xml:space="preserve"> </ns0:t>
-      </ns0:r>
-      <ns0:r>
-        <ns0:t xml:space="preserve">- When I was little, I really loved drawing pictures.</ns0:t>
-      </ns0:r>
-      <ns0:r>
-        <ns0:t xml:space="preserve"> </ns0:t>
-      </ns0:r>
-      <ns0:r>
-        <ns0:t xml:space="preserve">- I used many colors to draw my house and my family.</ns0:t>
-      </ns0:r>
-      <ns0:r>
-        <ns0:t xml:space="preserve"> </ns0:t>
-      </ns0:r>
-      <ns0:r>
-        <ns0:t xml:space="preserve">- I also liked playing hide and seek with my neighbors.</ns0:t>
-      </ns0:r>
-    </ns0:p>
-    <ns0:p>
-      <ns0:pPr>
-        <ns0:pStyle ns0:val="CDGreenHeading"/>
-      </ns0:pPr>
-      <ns0:r>
-        <ns0:rPr>
-          <ns0:b/>
-          <ns0:bCs/>
-        </ns0:rPr>
+    </ns0:p>
+    <ns0:p>
+      <ns0:pPr>
+        <ns0:pStyle ns0:val="Compact"/>
+        <ns0:numPr>
+          <ns0:ilvl ns0:val="0"/>
+          <ns0:numId ns0:val="1006"/>
+        </ns0:numPr>
+      </ns0:pPr>
+      <ns0:r>
+        <ns0:t xml:space="preserve">When I was little, I really loved drawing pictures.</ns0:t>
+      </ns0:r>
+    </ns0:p>
+    <ns0:p>
+      <ns0:pPr>
+        <ns0:pStyle ns0:val="Compact"/>
+        <ns0:numPr>
+          <ns0:ilvl ns0:val="0"/>
+          <ns0:numId ns0:val="1006"/>
+        </ns0:numPr>
+      </ns0:pPr>
+      <ns0:r>
+        <ns0:t xml:space="preserve">I used many colors to draw my house and my family.</ns0:t>
+      </ns0:r>
+    </ns0:p>
+    <ns0:p>
+      <ns0:pPr>
+        <ns0:pStyle ns0:val="Compact"/>
+        <ns0:numPr>
+          <ns0:ilvl ns0:val="0"/>
+          <ns0:numId ns0:val="1006"/>
+        </ns0:numPr>
+      </ns0:pPr>
+      <ns0:r>
+        <ns0:t xml:space="preserve">I also liked playing hide and seek with my neighbors.</ns0:t>
+      </ns0:r>
+    </ns0:p>
+    <ns0:bookmarkEnd ns0:id="17"/>
+    <ns0:bookmarkStart ns0:id="18" ns0:name="Xdd49ae34fc808eb514802bc7c356e917fc3cfaa"/>
+    <ns0:p>
+      <ns0:pPr>
+        <ns0:pStyle ns0:val="Heading4"/>
+      </ns0:pPr>
+      <ns0:r>
         <ns0:t xml:space="preserve">3. Do you have a hobby that you've had since childhood?</ns0:t>
       </ns0:r>
     </ns0:p>
@@ -384,27 +488,45 @@
         </ns0:rPr>
         <ns0:t xml:space="preserve">:</ns0:t>
       </ns0:r>
-      <ns0:r>
-        <ns0:t xml:space="preserve"> </ns0:t>
-      </ns0:r>
-      <ns0:r>
-        <ns0:t xml:space="preserve">- Yes, I have liked reading comic books since I was ten.</ns0:t>
-      </ns0:r>
-      <ns0:r>
-        <ns0:t xml:space="preserve"> </ns0:t>
-      </ns0:r>
-      <ns0:r>
-        <ns0:t xml:space="preserve">- My parents bought me many books when I was a student.</ns0:t>
-      </ns0:r>
-      <ns0:r>
-        <ns0:t xml:space="preserve"> </ns0:t>
-      </ns0:r>
-      <ns0:r>
-        <ns0:t xml:space="preserve">- I still read them today because the stories are very interesting.</ns0:t>
-      </ns0:r>
-    </ns0:p>
-    <ns0:bookmarkEnd ns0:id="16"/>
-    <ns0:bookmarkStart ns0:id="17" ns0:name="Xb647d6190978a5e77490aa1d282d160af906c24"/>
+    </ns0:p>
+    <ns0:p>
+      <ns0:pPr>
+        <ns0:pStyle ns0:val="Compact"/>
+        <ns0:numPr>
+          <ns0:ilvl ns0:val="0"/>
+          <ns0:numId ns0:val="1007"/>
+        </ns0:numPr>
+      </ns0:pPr>
+      <ns0:r>
+        <ns0:t xml:space="preserve">Yes, I have liked reading comic books since I was ten.</ns0:t>
+      </ns0:r>
+    </ns0:p>
+    <ns0:p>
+      <ns0:pPr>
+        <ns0:pStyle ns0:val="Compact"/>
+        <ns0:numPr>
+          <ns0:ilvl ns0:val="0"/>
+          <ns0:numId ns0:val="1007"/>
+        </ns0:numPr>
+      </ns0:pPr>
+      <ns0:r>
+        <ns0:t xml:space="preserve">My parents bought me many books when I was a student.</ns0:t>
+      </ns0:r>
+    </ns0:p>
+    <ns0:p>
+      <ns0:pPr>
+        <ns0:pStyle ns0:val="Compact"/>
+        <ns0:numPr>
+          <ns0:ilvl ns0:val="0"/>
+          <ns0:numId ns0:val="1007"/>
+        </ns0:numPr>
+      </ns0:pPr>
+      <ns0:r>
+        <ns0:t xml:space="preserve">I still read them today because the stories are very interesting.</ns0:t>
+      </ns0:r>
+    </ns0:p>
+    <ns0:bookmarkEnd ns0:id="18"/>
+    <ns0:bookmarkStart ns0:id="19" ns0:name="Xb647d6190978a5e77490aa1d282d160af906c24"/>
     <ns0:p>
       <ns0:pPr>
         <ns0:pStyle ns0:val="Heading4"/>
@@ -435,7 +557,11 @@
     </ns0:p>
     <ns0:p>
       <ns0:pPr>
-        <ns0:pStyle ns0:val="CDGreenHeading"/>
+        <ns0:pStyle ns0:val="Compact"/>
+        <ns0:numPr>
+          <ns0:ilvl ns0:val="0"/>
+          <ns0:numId ns0:val="1008"/>
+        </ns0:numPr>
       </ns0:pPr>
       <ns0:r>
         <ns0:t xml:space="preserve">No, my hobbies are quite different from my parents' hobbies.</ns0:t>
@@ -443,7 +569,11 @@
     </ns0:p>
     <ns0:p>
       <ns0:pPr>
-        <ns0:pStyle ns0:val="CDGreenHeading"/>
+        <ns0:pStyle ns0:val="Compact"/>
+        <ns0:numPr>
+          <ns0:ilvl ns0:val="0"/>
+          <ns0:numId ns0:val="1008"/>
+        </ns0:numPr>
       </ns0:pPr>
       <ns0:r>
         <ns0:t xml:space="preserve">My father likes gardening, but I think it is a bit boring.</ns0:t>
@@ -451,16 +581,20 @@
     </ns0:p>
     <ns0:p>
       <ns0:pPr>
-        <ns0:pStyle ns0:val="CDGreenHeading"/>
+        <ns0:pStyle ns0:val="Compact"/>
+        <ns0:numPr>
+          <ns0:ilvl ns0:val="0"/>
+          <ns0:numId ns0:val="1008"/>
+        </ns0:numPr>
       </ns0:pPr>
       <ns0:r>
         <ns0:t xml:space="preserve">However, my brother and I both like playing video games together.</ns0:t>
       </ns0:r>
     </ns0:p>
-    <ns0:bookmarkEnd ns0:id="17"/>
-    <ns0:bookmarkEnd ns0:id="18"/>
     <ns0:bookmarkEnd ns0:id="19"/>
-    <ns0:bookmarkStart ns0:id="20" ns0:name="part-2"/>
+    <ns0:bookmarkEnd ns0:id="20"/>
+    <ns0:bookmarkEnd ns0:id="21"/>
+    <ns0:bookmarkStart ns0:id="22" ns0:name="part-2"/>
     <ns0:p>
       <ns0:pPr>
         <ns0:pStyle ns0:val="Heading2"/>
@@ -529,8 +663,8 @@
         <ns0:t xml:space="preserve">During the exam, I felt a little bit nervous because I usually check my phone every ten minutes. However, because I didn't have my phone, I felt more focused on my questions. It was actually good to be away from the screen for two hours. In the end, I felt relieved when the exam finished and I could finally check my messages again. It was a strict rule, but I understand why it was necessary.</ns0:t>
       </ns0:r>
     </ns0:p>
-    <ns0:bookmarkEnd ns0:id="20"/>
-    <ns0:bookmarkStart ns0:id="24" ns0:name="part-3"/>
+    <ns0:bookmarkEnd ns0:id="22"/>
+    <ns0:bookmarkStart ns0:id="26" ns0:name="part-3"/>
     <ns0:p>
       <ns0:pPr>
         <ns0:pStyle ns0:val="Heading2"/>
@@ -539,7 +673,7 @@
         <ns0:t xml:space="preserve">PART 3</ns0:t>
       </ns0:r>
     </ns0:p>
-    <ns0:bookmarkStart ns0:id="21" ns0:name="Xc4bc647126a79d9ab7ad69cb2b4e520c03a6e9a"/>
+    <ns0:bookmarkStart ns0:id="23" ns0:name="Xc4bc647126a79d9ab7ad69cb2b4e520c03a6e9a"/>
     <ns0:p>
       <ns0:pPr>
         <ns0:pStyle ns0:val="Heading4"/>
@@ -556,8 +690,8 @@
         <ns0:t xml:space="preserve">Yes, I think it is very necessary to have laws for mobile phones. For example, people should not use their phones while they are driving a car because it is very dangerous and can cause many accidents. Also, in some places like hospitals or schools, using phones can be noisy. Laws help everyone stay safe and keep these places quiet. Therefore, having clear rules is a good way to protect our society.</ns0:t>
       </ns0:r>
     </ns0:p>
-    <ns0:bookmarkEnd ns0:id="21"/>
-    <ns0:bookmarkStart ns0:id="22" ns0:name="X97b89de13b327b00b20db58e43a2e9120b1a68e"/>
+    <ns0:bookmarkEnd ns0:id="23"/>
+    <ns0:bookmarkStart ns0:id="24" ns0:name="X97b89de13b327b00b20db58e43a2e9120b1a68e"/>
     <ns0:p>
       <ns0:pPr>
         <ns0:pStyle ns0:val="Heading4"/>
@@ -574,8 +708,8 @@
         <ns0:t xml:space="preserve">No, I don’t think taking pictures is a waste of time at all. Many people love to save their memories of holidays or parties with their families. Mobile phones make it very easy to take a photo anytime and anywhere. When we look at these photos later, we can remember happy moments from our past. Even though some people take too many photos, I still believe it is a great way to keep our special memories alive.</ns0:t>
       </ns0:r>
     </ns0:p>
-    <ns0:bookmarkEnd ns0:id="22"/>
-    <ns0:bookmarkStart ns0:id="23" ns0:name="Xb88ba8335e4c56e7063af7cee0b0bc5fe916f58"/>
+    <ns0:bookmarkEnd ns0:id="24"/>
+    <ns0:bookmarkStart ns0:id="25" ns0:name="Xb88ba8335e4c56e7063af7cee0b0bc5fe916f58"/>
     <ns0:p>
       <ns0:pPr>
         <ns0:pStyle ns0:val="Heading4"/>
@@ -592,9 +726,9 @@
         <ns0:t xml:space="preserve">Mobile phones have both good and bad effects on friendship. The positive side is that we can talk to our friends very easily using apps like Facebook or WhatsApp, even if they live far away. However, the negative side is that when friends meet in person, they often look at their phones instead of talking to each other. This can make people feel lonely or sad. In my opinion, we should use phones less when we are with friends.</ns0:t>
       </ns0:r>
     </ns0:p>
-    <ns0:bookmarkEnd ns0:id="23"/>
-    <ns0:bookmarkEnd ns0:id="24"/>
-    <ns0:bookmarkStart ns0:id="25" ns0:name="từ-vựng"/>
+    <ns0:bookmarkEnd ns0:id="25"/>
+    <ns0:bookmarkEnd ns0:id="26"/>
+    <ns0:bookmarkStart ns0:id="27" ns0:name="từ-vựng"/>
     <ns0:p>
       <ns0:pPr>
         <ns0:pStyle ns0:val="Heading2"/>
@@ -701,7 +835,7 @@
         </ns0:tc>
       </ns0:tr>
     </ns0:tbl>
-    <ns0:bookmarkEnd ns0:id="25"/>
+    <ns0:bookmarkEnd ns0:id="27"/>
     <ns0:sectPr>
       <ns0:headerReference ns1:id="rId1" ns0:type="default"/>
       <ns0:headerReference ns1:id="rId2" ns0:type="first"/>
@@ -1196,8 +1330,135 @@
       </w:pPr>
     </w:lvl>
   </w:abstractNum>
+  <w:abstractNum w:abstractNumId="991">
+    <w:nsid w:val="0000A991"/>
+    <w:multiLevelType w:val="multilevel"/>
+    <w:lvl w:ilvl="0">
+      <w:numFmt w:val="bullet"/>
+      <w:lvlText w:val=""/>
+      <w:lvlJc w:val="left"/>
+      <w:pPr>
+        <w:ind w:left="720" w:hanging="360"/>
+      </w:pPr>
+      <w:rPr>
+        <w:rFonts w:ascii="Symbol" w:hAnsi="Symbol" w:cs="Symbol" w:hint="default"/>
+      </w:rPr>
+    </w:lvl>
+    <w:lvl w:ilvl="1">
+      <w:numFmt w:val="bullet"/>
+      <w:lvlText w:val="o"/>
+      <w:lvlJc w:val="left"/>
+      <w:pPr>
+        <w:ind w:left="1440" w:hanging="360"/>
+      </w:pPr>
+      <w:rPr>
+        <w:rFonts w:ascii="Courier New" w:hAnsi="Courier New" w:cs="Courier New" w:hint="default"/>
+      </w:rPr>
+    </w:lvl>
+    <w:lvl w:ilvl="2">
+      <w:numFmt w:val="bullet"/>
+      <w:lvlText w:val=""/>
+      <w:lvlJc w:val="left"/>
+      <w:pPr>
+        <w:ind w:left="2160" w:hanging="360"/>
+      </w:pPr>
+      <w:rPr>
+        <w:rFonts w:ascii="Wingdings" w:hAnsi="Wingdings" w:cs="Wingdings" w:hint="default"/>
+      </w:rPr>
+    </w:lvl>
+    <w:lvl w:ilvl="3">
+      <w:numFmt w:val="bullet"/>
+      <w:lvlText w:val=""/>
+      <w:lvlJc w:val="left"/>
+      <w:pPr>
+        <w:ind w:left="2880" w:hanging="360"/>
+      </w:pPr>
+      <w:rPr>
+        <w:rFonts w:ascii="Symbol" w:hAnsi="Symbol" w:cs="Symbol" w:hint="default"/>
+      </w:rPr>
+    </w:lvl>
+    <w:lvl w:ilvl="4">
+      <w:numFmt w:val="bullet"/>
+      <w:lvlText w:val="o"/>
+      <w:lvlJc w:val="left"/>
+      <w:pPr>
+        <w:ind w:left="3600" w:hanging="360"/>
+      </w:pPr>
+      <w:rPr>
+        <w:rFonts w:ascii="Courier New" w:hAnsi="Courier New" w:cs="Courier New" w:hint="default"/>
+      </w:rPr>
+    </w:lvl>
+    <w:lvl w:ilvl="5">
+      <w:numFmt w:val="bullet"/>
+      <w:lvlText w:val=""/>
+      <w:lvlJc w:val="left"/>
+      <w:pPr>
+        <w:ind w:left="4320" w:hanging="360"/>
+      </w:pPr>
+      <w:rPr>
+        <w:rFonts w:ascii="Wingdings" w:hAnsi="Wingdings" w:cs="Wingdings" w:hint="default"/>
+      </w:rPr>
+    </w:lvl>
+    <w:lvl w:ilvl="6">
+      <w:numFmt w:val="bullet"/>
+      <w:lvlText w:val=""/>
+      <w:lvlJc w:val="left"/>
+      <w:pPr>
+        <w:ind w:left="5040" w:hanging="360"/>
+      </w:pPr>
+      <w:rPr>
+        <w:rFonts w:ascii="Symbol" w:hAnsi="Symbol" w:cs="Symbol" w:hint="default"/>
+      </w:rPr>
+    </w:lvl>
+    <w:lvl w:ilvl="7">
+      <w:numFmt w:val="bullet"/>
+      <w:lvlText w:val="o"/>
+      <w:lvlJc w:val="left"/>
+      <w:pPr>
+        <w:ind w:left="5760" w:hanging="360"/>
+      </w:pPr>
+      <w:rPr>
+        <w:rFonts w:ascii="Courier New" w:hAnsi="Courier New" w:cs="Courier New" w:hint="default"/>
+      </w:rPr>
+    </w:lvl>
+    <w:lvl w:ilvl="8">
+      <w:numFmt w:val="bullet"/>
+      <w:lvlText w:val=""/>
+      <w:lvlJc w:val="left"/>
+      <w:pPr>
+        <w:ind w:left="6480" w:hanging="360"/>
+      </w:pPr>
+      <w:rPr>
+        <w:rFonts w:ascii="Wingdings" w:hAnsi="Wingdings" w:cs="Wingdings" w:hint="default"/>
+      </w:rPr>
+    </w:lvl>
+  </w:abstractNum>
   <w:num w:numId="1000">
     <w:abstractNumId w:val="990"/>
+  </w:num>
+  <w:num w:numId="1001">
+    <w:abstractNumId w:val="991"/>
+  </w:num>
+  <w:num w:numId="1002">
+    <w:abstractNumId w:val="991"/>
+  </w:num>
+  <w:num w:numId="1003">
+    <w:abstractNumId w:val="991"/>
+  </w:num>
+  <w:num w:numId="1004">
+    <w:abstractNumId w:val="991"/>
+  </w:num>
+  <w:num w:numId="1005">
+    <w:abstractNumId w:val="991"/>
+  </w:num>
+  <w:num w:numId="1006">
+    <w:abstractNumId w:val="991"/>
+  </w:num>
+  <w:num w:numId="1007">
+    <w:abstractNumId w:val="991"/>
+  </w:num>
+  <w:num w:numId="1008">
+    <w:abstractNumId w:val="991"/>
   </w:num>
 </w:numbering>
 </file>

--- a/chuyenDe/LS/docx/rawls7/Speaking/Level1/W7.docx
+++ b/chuyenDe/LS/docx/rawls7/Speaking/Level1/W7.docx
@@ -18,7 +18,7 @@
         <ns0:t xml:space="preserve">TÀI LIỆU CHUYÊN ĐỀ SPEAKING</ns0:t>
       </ns0:r>
     </ns0:p>
-    <ns0:bookmarkStart ns0:id="21" ns0:name="part-1"/>
+    <ns0:bookmarkStart ns0:id="22" ns0:name="part-1"/>
     <ns0:p>
       <ns0:pPr>
         <ns0:pStyle ns0:val="Heading2"/>
@@ -27,7 +27,7 @@
         <ns0:t xml:space="preserve">PART 1</ns0:t>
       </ns0:r>
     </ns0:p>
-    <ns0:bookmarkStart ns0:id="20" ns0:name="gift"/>
+    <ns0:bookmarkStart ns0:id="16" ns0:name="gift"/>
     <ns0:p>
       <ns0:pPr>
         <ns0:pStyle ns0:val="Heading3"/>
@@ -307,20 +307,18 @@
         <ns0:t xml:space="preserve">I want to buy something useful that they can use every day.</ns0:t>
       </ns0:r>
     </ns0:p>
-    <ns0:p>
-      <ns0:pPr>
-        <ns0:pStyle ns0:val="Compact"/>
-        <ns0:numPr>
-          <ns0:ilvl ns0:val="0"/>
-          <ns0:numId ns0:val="1004"/>
-        </ns0:numPr>
+    <ns0:bookmarkEnd ns0:id="15"/>
+    <ns0:bookmarkEnd ns0:id="16"/>
+    <ns0:bookmarkStart ns0:id="21" ns0:name="hobby"/>
+    <ns0:p>
+      <ns0:pPr>
+        <ns0:pStyle ns0:val="Heading3"/>
       </ns0:pPr>
       <ns0:r>
         <ns0:t xml:space="preserve">Hobby</ns0:t>
       </ns0:r>
     </ns0:p>
-    <ns0:bookmarkEnd ns0:id="15"/>
-    <ns0:bookmarkStart ns0:id="16" ns0:name="do-you-have-any-hobbies"/>
+    <ns0:bookmarkStart ns0:id="17" ns0:name="do-you-have-any-hobbies"/>
     <ns0:p>
       <ns0:pPr>
         <ns0:pStyle ns0:val="Heading4"/>
@@ -393,8 +391,8 @@
         <ns0:t xml:space="preserve">Yes, I have a few hobbies that I enjoy doing in my free time. My favorite hobby is playing football with my friends at the park near my house. We usually play together every weekend afternoon. It helps me stay healthy and feel very happy after a long day of studying.</ns0:t>
       </ns0:r>
     </ns0:p>
-    <ns0:bookmarkEnd ns0:id="16"/>
-    <ns0:bookmarkStart ns0:id="17" ns0:name="X806eae0a2a2f6a6e12398d5f8fe22e89d0d60cd"/>
+    <ns0:bookmarkEnd ns0:id="17"/>
+    <ns0:bookmarkStart ns0:id="18" ns0:name="X806eae0a2a2f6a6e12398d5f8fe22e89d0d60cd"/>
     <ns0:p>
       <ns0:pPr>
         <ns0:pStyle ns0:val="Heading4"/>
@@ -459,8 +457,8 @@
         <ns0:t xml:space="preserve">I also liked playing hide and seek with my neighbors.</ns0:t>
       </ns0:r>
     </ns0:p>
-    <ns0:bookmarkEnd ns0:id="17"/>
-    <ns0:bookmarkStart ns0:id="18" ns0:name="Xdd49ae34fc808eb514802bc7c356e917fc3cfaa"/>
+    <ns0:bookmarkEnd ns0:id="18"/>
+    <ns0:bookmarkStart ns0:id="19" ns0:name="Xdd49ae34fc808eb514802bc7c356e917fc3cfaa"/>
     <ns0:p>
       <ns0:pPr>
         <ns0:pStyle ns0:val="Heading4"/>
@@ -525,8 +523,8 @@
         <ns0:t xml:space="preserve">I still read them today because the stories are very interesting.</ns0:t>
       </ns0:r>
     </ns0:p>
-    <ns0:bookmarkEnd ns0:id="18"/>
-    <ns0:bookmarkStart ns0:id="19" ns0:name="Xb647d6190978a5e77490aa1d282d160af906c24"/>
+    <ns0:bookmarkEnd ns0:id="19"/>
+    <ns0:bookmarkStart ns0:id="20" ns0:name="Xb647d6190978a5e77490aa1d282d160af906c24"/>
     <ns0:p>
       <ns0:pPr>
         <ns0:pStyle ns0:val="Heading4"/>
@@ -591,10 +589,10 @@
         <ns0:t xml:space="preserve">However, my brother and I both like playing video games together.</ns0:t>
       </ns0:r>
     </ns0:p>
-    <ns0:bookmarkEnd ns0:id="19"/>
     <ns0:bookmarkEnd ns0:id="20"/>
     <ns0:bookmarkEnd ns0:id="21"/>
-    <ns0:bookmarkStart ns0:id="22" ns0:name="part-2"/>
+    <ns0:bookmarkEnd ns0:id="22"/>
+    <ns0:bookmarkStart ns0:id="23" ns0:name="part-2"/>
     <ns0:p>
       <ns0:pPr>
         <ns0:pStyle ns0:val="Heading2"/>
@@ -663,8 +661,8 @@
         <ns0:t xml:space="preserve">During the exam, I felt a little bit nervous because I usually check my phone every ten minutes. However, because I didn't have my phone, I felt more focused on my questions. It was actually good to be away from the screen for two hours. In the end, I felt relieved when the exam finished and I could finally check my messages again. It was a strict rule, but I understand why it was necessary.</ns0:t>
       </ns0:r>
     </ns0:p>
-    <ns0:bookmarkEnd ns0:id="22"/>
-    <ns0:bookmarkStart ns0:id="26" ns0:name="part-3"/>
+    <ns0:bookmarkEnd ns0:id="23"/>
+    <ns0:bookmarkStart ns0:id="27" ns0:name="part-3"/>
     <ns0:p>
       <ns0:pPr>
         <ns0:pStyle ns0:val="Heading2"/>
@@ -673,7 +671,7 @@
         <ns0:t xml:space="preserve">PART 3</ns0:t>
       </ns0:r>
     </ns0:p>
-    <ns0:bookmarkStart ns0:id="23" ns0:name="Xc4bc647126a79d9ab7ad69cb2b4e520c03a6e9a"/>
+    <ns0:bookmarkStart ns0:id="24" ns0:name="Xc4bc647126a79d9ab7ad69cb2b4e520c03a6e9a"/>
     <ns0:p>
       <ns0:pPr>
         <ns0:pStyle ns0:val="Heading4"/>
@@ -690,8 +688,8 @@
         <ns0:t xml:space="preserve">Yes, I think it is very necessary to have laws for mobile phones. For example, people should not use their phones while they are driving a car because it is very dangerous and can cause many accidents. Also, in some places like hospitals or schools, using phones can be noisy. Laws help everyone stay safe and keep these places quiet. Therefore, having clear rules is a good way to protect our society.</ns0:t>
       </ns0:r>
     </ns0:p>
-    <ns0:bookmarkEnd ns0:id="23"/>
-    <ns0:bookmarkStart ns0:id="24" ns0:name="X97b89de13b327b00b20db58e43a2e9120b1a68e"/>
+    <ns0:bookmarkEnd ns0:id="24"/>
+    <ns0:bookmarkStart ns0:id="25" ns0:name="X97b89de13b327b00b20db58e43a2e9120b1a68e"/>
     <ns0:p>
       <ns0:pPr>
         <ns0:pStyle ns0:val="Heading4"/>
@@ -708,8 +706,8 @@
         <ns0:t xml:space="preserve">No, I don’t think taking pictures is a waste of time at all. Many people love to save their memories of holidays or parties with their families. Mobile phones make it very easy to take a photo anytime and anywhere. When we look at these photos later, we can remember happy moments from our past. Even though some people take too many photos, I still believe it is a great way to keep our special memories alive.</ns0:t>
       </ns0:r>
     </ns0:p>
-    <ns0:bookmarkEnd ns0:id="24"/>
-    <ns0:bookmarkStart ns0:id="25" ns0:name="Xb88ba8335e4c56e7063af7cee0b0bc5fe916f58"/>
+    <ns0:bookmarkEnd ns0:id="25"/>
+    <ns0:bookmarkStart ns0:id="26" ns0:name="Xb88ba8335e4c56e7063af7cee0b0bc5fe916f58"/>
     <ns0:p>
       <ns0:pPr>
         <ns0:pStyle ns0:val="Heading4"/>
@@ -726,9 +724,9 @@
         <ns0:t xml:space="preserve">Mobile phones have both good and bad effects on friendship. The positive side is that we can talk to our friends very easily using apps like Facebook or WhatsApp, even if they live far away. However, the negative side is that when friends meet in person, they often look at their phones instead of talking to each other. This can make people feel lonely or sad. In my opinion, we should use phones less when we are with friends.</ns0:t>
       </ns0:r>
     </ns0:p>
-    <ns0:bookmarkEnd ns0:id="25"/>
     <ns0:bookmarkEnd ns0:id="26"/>
-    <ns0:bookmarkStart ns0:id="27" ns0:name="từ-vựng"/>
+    <ns0:bookmarkEnd ns0:id="27"/>
+    <ns0:bookmarkStart ns0:id="28" ns0:name="từ-vựng"/>
     <ns0:p>
       <ns0:pPr>
         <ns0:pStyle ns0:val="Heading2"/>
@@ -835,7 +833,7 @@
         </ns0:tc>
       </ns0:tr>
     </ns0:tbl>
-    <ns0:bookmarkEnd ns0:id="27"/>
+    <ns0:bookmarkEnd ns0:id="28"/>
     <ns0:sectPr>
       <ns0:headerReference ns1:id="rId1" ns0:type="default"/>
       <ns0:headerReference ns1:id="rId2" ns0:type="first"/>

--- a/chuyenDe/LS/docx/rawls7/Speaking/Level1/W7.docx
+++ b/chuyenDe/LS/docx/rawls7/Speaking/Level1/W7.docx
@@ -1576,6 +1576,25 @@
       <w:i/>
     </w:rPr>
   </w:style>
+  <w:style w:styleId="CDListeningSection" w:type="paragraph">
+    <w:name w:val="CD Listening Section"/>
+    <w:basedOn w:val="Normal"/>
+    <w:qFormat/>
+    <w:pPr>
+      <w:spacing w:after="120" w:before="100"/>
+      <w:pBdr>
+        <w:top w:color="1F4E79" w:space="3" w:sz="12" w:val="single"/>
+        <w:left w:color="1F4E79" w:space="3" w:sz="12" w:val="single"/>
+        <w:bottom w:color="1F4E79" w:space="3" w:sz="12" w:val="single"/>
+        <w:right w:color="1F4E79" w:space="3" w:sz="12" w:val="single"/>
+      </w:pBdr>
+      <w:shd w:color="auto" w:fill="EBF3FA" w:val="clear"/>
+      <w:ind w:left="240" w:right="240"/>
+    </w:pPr>
+    <w:rPr>
+      <w:rFonts w:ascii="Georgia" w:cs="Georgia" w:hAnsi="Georgia"/>
+    </w:rPr>
+  </w:style>
   <w:style w:styleId="CDSection" w:type="paragraph">
     <w:name w:val="CD Section"/>
     <w:basedOn w:val="Normal"/>
@@ -1866,6 +1885,42 @@
         <w:color w:val="FFFFFF"/>
       </w:rPr>
     </w:tblStylePr>
+  </w:style>
+  <w:style w:styleId="CDListeningSectionContainer" w:type="table">
+    <w:name w:val="CDListeningSectionContainer"/>
+    <w:basedOn w:val="TableNormal"/>
+    <w:tblPr>
+      <w:tblW w:type="pct" w:w="5000"/>
+      <w:tblLayout w:type="autofit"/>
+      <w:tblBorders>
+        <w:top w:color="E52B20" w:shadow="1" w:space="0" w:sz="24" w:val="single"/>
+        <w:left w:color="E52B20" w:shadow="1" w:space="0" w:sz="24" w:val="single"/>
+        <w:bottom w:color="E52B20" w:shadow="1" w:space="0" w:sz="24" w:val="thickThinMediumGap"/>
+        <w:right w:color="E52B20" w:shadow="1" w:space="0" w:sz="24" w:val="single"/>
+      </w:tblBorders>
+      <w:shd w:color="auto" w:fill="D6E9F8" w:val="clear"/>
+      <w:tblCellMar>
+        <w:top w:type="dxa" w:w="280"/>
+        <w:left w:type="dxa" w:w="280"/>
+        <w:bottom w:type="dxa" w:w="280"/>
+        <w:right w:type="dxa" w:w="280"/>
+      </w:tblCellMar>
+    </w:tblPr>
+  </w:style>
+  <w:style w:styleId="CDListeningSectionHeader" w:type="paragraph">
+    <w:name w:val="CD Listening Section Header"/>
+    <w:basedOn w:val="Heading1"/>
+    <w:qFormat/>
+    <w:pPr>
+      <w:spacing w:after="160" w:before="360"/>
+      <w:jc w:val="left"/>
+    </w:pPr>
+    <w:rPr>
+      <w:rFonts w:ascii="Latin Modern Sans" w:cs="Latin Modern Sans" w:hAnsi="Latin Modern Sans"/>
+      <w:b/>
+      <w:color w:val="1F4E79"/>
+      <w:sz w:val="34"/>
+    </w:rPr>
   </w:style>
   <w:style w:type="paragraph" w:customStyle="1" w:styleId="SourceCode">
     <w:name w:val="Source Code"/>

--- a/chuyenDe/LS/docx/rawls7/Speaking/Level1/W7.docx
+++ b/chuyenDe/LS/docx/rawls7/Speaking/Level1/W7.docx
@@ -1893,10 +1893,10 @@
       <w:tblW w:type="pct" w:w="5000"/>
       <w:tblLayout w:type="autofit"/>
       <w:tblBorders>
-        <w:top w:color="E52B20" w:shadow="1" w:space="0" w:sz="24" w:val="single"/>
-        <w:left w:color="E52B20" w:shadow="1" w:space="0" w:sz="24" w:val="single"/>
-        <w:bottom w:color="E52B20" w:shadow="1" w:space="0" w:sz="24" w:val="thickThinMediumGap"/>
-        <w:right w:color="E52B20" w:shadow="1" w:space="0" w:sz="24" w:val="single"/>
+        <w:top w:color="E52B20" w:shadow="1" w:space="0" w:sz="12" w:val="single"/>
+        <w:left w:color="E52B20" w:shadow="1" w:space="0" w:sz="12" w:val="single"/>
+        <w:bottom w:color="E52B20" w:shadow="1" w:space="0" w:sz="16" w:val="double"/>
+        <w:right w:color="E52B20" w:shadow="1" w:space="0" w:sz="12" w:val="single"/>
       </w:tblBorders>
       <w:shd w:color="auto" w:fill="D6E9F8" w:val="clear"/>
       <w:tblCellMar>
@@ -1912,14 +1912,14 @@
     <w:basedOn w:val="Heading1"/>
     <w:qFormat/>
     <w:pPr>
-      <w:spacing w:after="160" w:before="360"/>
-      <w:jc w:val="left"/>
+      <w:spacing w:after="120" w:before="240"/>
+      <w:jc w:val="center"/>
     </w:pPr>
     <w:rPr>
       <w:rFonts w:ascii="Latin Modern Sans" w:cs="Latin Modern Sans" w:hAnsi="Latin Modern Sans"/>
       <w:b/>
       <w:color w:val="1F4E79"/>
-      <w:sz w:val="34"/>
+      <w:sz w:val="28"/>
     </w:rPr>
   </w:style>
   <w:style w:type="paragraph" w:customStyle="1" w:styleId="SourceCode">

--- a/chuyenDe/LS/docx/rawls7/Speaking/Level1/W7.docx
+++ b/chuyenDe/LS/docx/rawls7/Speaking/Level1/W7.docx
@@ -1619,7 +1619,7 @@
     <w:basedOn w:val="Normal"/>
     <w:qFormat/>
     <w:pPr>
-      <w:spacing w:after="60" w:before="80"/>
+      <w:spacing w:after="80" w:before="120"/>
       <w:pBdr>
         <w:left w:color="1F4E79" w:space="2" w:sz="24" w:val="single"/>
       </w:pBdr>
@@ -1884,6 +1884,44 @@
         <w:b/>
         <w:color w:val="FFFFFF"/>
       </w:rPr>
+    </w:tblStylePr>
+  </w:style>
+  <w:style w:styleId="CDTranscriptTable" w:type="table">
+    <w:name w:val="CDTranscriptTable"/>
+    <w:basedOn w:val="TableNormal"/>
+    <w:tblPr>
+      <w:tblW w:type="pct" w:w="5000"/>
+      <w:tblInd w:type="dxa" w:w="240"/>
+      <w:tblLayout w:type="fixed"/>
+      <w:tblBorders>
+        <w:top w:color="BFBFBF" w:space="0" w:sz="10" w:val="single"/>
+        <w:left w:color="BFBFBF" w:space="0" w:sz="10" w:val="single"/>
+        <w:bottom w:color="BFBFBF" w:space="0" w:sz="10" w:val="single"/>
+        <w:right w:color="BFBFBF" w:space="0" w:sz="10" w:val="single"/>
+        <w:insideH w:color="D0D0D0" w:space="0" w:sz="8" w:val="single"/>
+        <w:insideV w:color="D0D0D0" w:space="0" w:sz="8" w:val="single"/>
+      </w:tblBorders>
+      <w:tblCellMar>
+        <w:top w:type="dxa" w:w="80"/>
+        <w:left w:type="dxa" w:w="120"/>
+        <w:bottom w:type="dxa" w:w="80"/>
+        <w:right w:type="dxa" w:w="120"/>
+      </w:tblCellMar>
+    </w:tblPr>
+    <w:tblStylePr w:type="firstRow">
+      <w:tcPr>
+        <w:shd w:color="auto" w:fill="1F4E79" w:val="clear"/>
+      </w:tcPr>
+      <w:rPr>
+        <w:rFonts w:ascii="Latin Modern Sans" w:cs="Latin Modern Sans" w:hAnsi="Latin Modern Sans"/>
+        <w:b/>
+        <w:color w:val="FFFFFF"/>
+      </w:rPr>
+    </w:tblStylePr>
+    <w:tblStylePr w:type="band1Horz">
+      <w:tcPr>
+        <w:shd w:color="auto" w:fill="F5F5F5" w:val="clear"/>
+      </w:tcPr>
     </w:tblStylePr>
   </w:style>
   <w:style w:styleId="CDListeningSectionContainer" w:type="table">

--- a/chuyenDe/LS/docx/rawls7/Speaking/Level1/W7.docx
+++ b/chuyenDe/LS/docx/rawls7/Speaking/Level1/W7.docx
@@ -1960,6 +1960,31 @@
       <w:sz w:val="28"/>
     </w:rPr>
   </w:style>
+  <w:style w:styleId="CDTranscriptSection" w:type="paragraph">
+    <w:name w:val="CD Transcript Section"/>
+    <w:basedOn w:val="Normal"/>
+    <w:qFormat/>
+    <w:pPr>
+      <w:spacing w:after="80" w:before="160"/>
+    </w:pPr>
+    <w:rPr>
+      <w:rFonts w:ascii="Latin Modern Sans" w:cs="Latin Modern Sans" w:hAnsi="Latin Modern Sans"/>
+      <w:color w:val="1F4E79"/>
+      <w:sz w:val="24"/>
+    </w:rPr>
+  </w:style>
+  <w:style w:styleId="CDTranscriptContent" w:type="paragraph">
+    <w:name w:val="CD Transcript Content"/>
+    <w:basedOn w:val="Normal"/>
+    <w:qFormat/>
+    <w:pPr>
+      <w:spacing w:after="120" w:before="0"/>
+    </w:pPr>
+    <w:rPr>
+      <w:rFonts w:ascii="Georgia" w:cs="Georgia" w:hAnsi="Georgia"/>
+      <w:sz w:val="24"/>
+    </w:rPr>
+  </w:style>
   <w:style w:type="paragraph" w:customStyle="1" w:styleId="SourceCode">
     <w:name w:val="Source Code"/>
     <w:basedOn w:val="Normal"/>

--- a/chuyenDe/LS/docx/rawls7/Speaking/Level1/W7.docx
+++ b/chuyenDe/LS/docx/rawls7/Speaking/Level1/W7.docx
@@ -805,30 +805,917 @@
             <ns0:pPr>
               <ns0:pStyle ns0:val="Compact"/>
             </ns0:pPr>
-          </ns0:p>
-        </ns0:tc>
-        <ns0:tc>
-          <ns0:tcPr/>
-          <ns0:p>
-            <ns0:pPr>
-              <ns0:pStyle ns0:val="Compact"/>
-            </ns0:pPr>
-          </ns0:p>
-        </ns0:tc>
-        <ns0:tc>
-          <ns0:tcPr/>
-          <ns0:p>
-            <ns0:pPr>
-              <ns0:pStyle ns0:val="Compact"/>
-            </ns0:pPr>
-          </ns0:p>
-        </ns0:tc>
-        <ns0:tc>
-          <ns0:tcPr/>
-          <ns0:p>
-            <ns0:pPr>
-              <ns0:pStyle ns0:val="Compact"/>
-            </ns0:pPr>
+            <ns0:r>
+              <ns0:t xml:space="preserve">graduation (n)</ns0:t>
+            </ns0:r>
+          </ns0:p>
+        </ns0:tc>
+        <ns0:tc>
+          <ns0:tcPr/>
+          <ns0:p>
+            <ns0:pPr>
+              <ns0:pStyle ns0:val="Compact"/>
+            </ns0:pPr>
+            <ns0:r>
+              <ns0:t xml:space="preserve">/ˌɡrædʒ.uˈeɪ.ʃən/</ns0:t>
+            </ns0:r>
+          </ns0:p>
+        </ns0:tc>
+        <ns0:tc>
+          <ns0:tcPr/>
+          <ns0:p>
+            <ns0:pPr>
+              <ns0:pStyle ns0:val="Compact"/>
+            </ns0:pPr>
+            <ns0:r>
+              <ns0:t xml:space="preserve">the completion of a course of study (tốt nghiệp)</ns0:t>
+            </ns0:r>
+          </ns0:p>
+        </ns0:tc>
+        <ns0:tc>
+          <ns0:tcPr/>
+          <ns0:p>
+            <ns0:pPr>
+              <ns0:pStyle ns0:val="Compact"/>
+            </ns0:pPr>
+            <ns0:r>
+              <ns0:t xml:space="preserve">My parents gave me a new laptop for my</ns0:t>
+            </ns0:r>
+            <ns0:r>
+              <ns0:t xml:space="preserve"> </ns0:t>
+            </ns0:r>
+            <ns0:r>
+              <ns0:rPr>
+                <ns0:b/>
+                <ns0:bCs/>
+              </ns0:rPr>
+              <ns0:t xml:space="preserve">graduation</ns0:t>
+            </ns0:r>
+            <ns0:r>
+              <ns0:t xml:space="preserve"> </ns0:t>
+            </ns0:r>
+            <ns0:r>
+              <ns0:t xml:space="preserve">last year.</ns0:t>
+            </ns0:r>
+          </ns0:p>
+        </ns0:tc>
+      </ns0:tr>
+      <ns0:tr>
+        <ns0:tc>
+          <ns0:tcPr/>
+          <ns0:p>
+            <ns0:pPr>
+              <ns0:pStyle ns0:val="Compact"/>
+            </ns0:pPr>
+            <ns0:r>
+              <ns0:t xml:space="preserve">entertainment (n)</ns0:t>
+            </ns0:r>
+          </ns0:p>
+        </ns0:tc>
+        <ns0:tc>
+          <ns0:tcPr/>
+          <ns0:p>
+            <ns0:pPr>
+              <ns0:pStyle ns0:val="Compact"/>
+            </ns0:pPr>
+            <ns0:r>
+              <ns0:t xml:space="preserve">/ˌen.təˈteɪn.mənt/</ns0:t>
+            </ns0:r>
+          </ns0:p>
+        </ns0:tc>
+        <ns0:tc>
+          <ns0:tcPr/>
+          <ns0:p>
+            <ns0:pPr>
+              <ns0:pStyle ns0:val="Compact"/>
+            </ns0:pPr>
+            <ns0:r>
+              <ns0:t xml:space="preserve">activities that provide amusement or enjoyment (giải trí)</ns0:t>
+            </ns0:r>
+          </ns0:p>
+        </ns0:tc>
+        <ns0:tc>
+          <ns0:tcPr/>
+          <ns0:p>
+            <ns0:pPr>
+              <ns0:pStyle ns0:val="Compact"/>
+            </ns0:pPr>
+            <ns0:r>
+              <ns0:t xml:space="preserve">I use this laptop for my study and also for</ns0:t>
+            </ns0:r>
+            <ns0:r>
+              <ns0:t xml:space="preserve"> </ns0:t>
+            </ns0:r>
+            <ns0:r>
+              <ns0:rPr>
+                <ns0:b/>
+                <ns0:bCs/>
+              </ns0:rPr>
+              <ns0:t xml:space="preserve">entertainment</ns0:t>
+            </ns0:r>
+            <ns0:r>
+              <ns0:t xml:space="preserve">.</ns0:t>
+            </ns0:r>
+          </ns0:p>
+        </ns0:tc>
+      </ns0:tr>
+      <ns0:tr>
+        <ns0:tc>
+          <ns0:tcPr/>
+          <ns0:p>
+            <ns0:pPr>
+              <ns0:pStyle ns0:val="Compact"/>
+            </ns0:pPr>
+            <ns0:r>
+              <ns0:t xml:space="preserve">consider (v)</ns0:t>
+            </ns0:r>
+          </ns0:p>
+        </ns0:tc>
+        <ns0:tc>
+          <ns0:tcPr/>
+          <ns0:p>
+            <ns0:pPr>
+              <ns0:pStyle ns0:val="Compact"/>
+            </ns0:pPr>
+            <ns0:r>
+              <ns0:t xml:space="preserve">/kənˈsɪd.ər/</ns0:t>
+            </ns0:r>
+          </ns0:p>
+        </ns0:tc>
+        <ns0:tc>
+          <ns0:tcPr/>
+          <ns0:p>
+            <ns0:pPr>
+              <ns0:pStyle ns0:val="Compact"/>
+            </ns0:pPr>
+            <ns0:r>
+              <ns0:t xml:space="preserve">to think carefully about something (cân nhắc, xem xét)</ns0:t>
+            </ns0:r>
+          </ns0:p>
+        </ns0:tc>
+        <ns0:tc>
+          <ns0:tcPr/>
+          <ns0:p>
+            <ns0:pPr>
+              <ns0:pStyle ns0:val="Compact"/>
+            </ns0:pPr>
+            <ns0:r>
+              <ns0:t xml:space="preserve">I</ns0:t>
+            </ns0:r>
+            <ns0:r>
+              <ns0:t xml:space="preserve"> </ns0:t>
+            </ns0:r>
+            <ns0:r>
+              <ns0:rPr>
+                <ns0:b/>
+                <ns0:bCs/>
+              </ns0:rPr>
+              <ns0:t xml:space="preserve">consider</ns0:t>
+            </ns0:r>
+            <ns0:r>
+              <ns0:t xml:space="preserve"> </ns0:t>
+            </ns0:r>
+            <ns0:r>
+              <ns0:t xml:space="preserve">the price of the gift first.</ns0:t>
+            </ns0:r>
+          </ns0:p>
+        </ns0:tc>
+      </ns0:tr>
+      <ns0:tr>
+        <ns0:tc>
+          <ns0:tcPr/>
+          <ns0:p>
+            <ns0:pPr>
+              <ns0:pStyle ns0:val="Compact"/>
+            </ns0:pPr>
+            <ns0:r>
+              <ns0:t xml:space="preserve">useful (adj)</ns0:t>
+            </ns0:r>
+          </ns0:p>
+        </ns0:tc>
+        <ns0:tc>
+          <ns0:tcPr/>
+          <ns0:p>
+            <ns0:pPr>
+              <ns0:pStyle ns0:val="Compact"/>
+            </ns0:pPr>
+            <ns0:r>
+              <ns0:t xml:space="preserve">/ˈjuːs.fəl/</ns0:t>
+            </ns0:r>
+          </ns0:p>
+        </ns0:tc>
+        <ns0:tc>
+          <ns0:tcPr/>
+          <ns0:p>
+            <ns0:pPr>
+              <ns0:pStyle ns0:val="Compact"/>
+            </ns0:pPr>
+            <ns0:r>
+              <ns0:t xml:space="preserve">helpful or practical (hữu ích)</ns0:t>
+            </ns0:r>
+          </ns0:p>
+        </ns0:tc>
+        <ns0:tc>
+          <ns0:tcPr/>
+          <ns0:p>
+            <ns0:pPr>
+              <ns0:pStyle ns0:val="Compact"/>
+            </ns0:pPr>
+            <ns0:r>
+              <ns0:t xml:space="preserve">I want to buy something</ns0:t>
+            </ns0:r>
+            <ns0:r>
+              <ns0:t xml:space="preserve"> </ns0:t>
+            </ns0:r>
+            <ns0:r>
+              <ns0:rPr>
+                <ns0:b/>
+                <ns0:bCs/>
+              </ns0:rPr>
+              <ns0:t xml:space="preserve">useful</ns0:t>
+            </ns0:r>
+            <ns0:r>
+              <ns0:t xml:space="preserve"> </ns0:t>
+            </ns0:r>
+            <ns0:r>
+              <ns0:t xml:space="preserve">that they can use every day.</ns0:t>
+            </ns0:r>
+          </ns0:p>
+        </ns0:tc>
+      </ns0:tr>
+      <ns0:tr>
+        <ns0:tc>
+          <ns0:tcPr/>
+          <ns0:p>
+            <ns0:pPr>
+              <ns0:pStyle ns0:val="Compact"/>
+            </ns0:pPr>
+            <ns0:r>
+              <ns0:t xml:space="preserve">hide and seek (n)</ns0:t>
+            </ns0:r>
+          </ns0:p>
+        </ns0:tc>
+        <ns0:tc>
+          <ns0:tcPr/>
+          <ns0:p>
+            <ns0:pPr>
+              <ns0:pStyle ns0:val="Compact"/>
+            </ns0:pPr>
+            <ns0:r>
+              <ns0:t xml:space="preserve">/haɪd ənd siːk/</ns0:t>
+            </ns0:r>
+          </ns0:p>
+        </ns0:tc>
+        <ns0:tc>
+          <ns0:tcPr/>
+          <ns0:p>
+            <ns0:pPr>
+              <ns0:pStyle ns0:val="Compact"/>
+            </ns0:pPr>
+            <ns0:r>
+              <ns0:t xml:space="preserve">a children’s game where players hide and one seeks (trò chơi trốn tìm)</ns0:t>
+            </ns0:r>
+          </ns0:p>
+        </ns0:tc>
+        <ns0:tc>
+          <ns0:tcPr/>
+          <ns0:p>
+            <ns0:pPr>
+              <ns0:pStyle ns0:val="Compact"/>
+            </ns0:pPr>
+            <ns0:r>
+              <ns0:t xml:space="preserve">I liked playing</ns0:t>
+            </ns0:r>
+            <ns0:r>
+              <ns0:t xml:space="preserve"> </ns0:t>
+            </ns0:r>
+            <ns0:r>
+              <ns0:rPr>
+                <ns0:b/>
+                <ns0:bCs/>
+              </ns0:rPr>
+              <ns0:t xml:space="preserve">hide and seek</ns0:t>
+            </ns0:r>
+            <ns0:r>
+              <ns0:t xml:space="preserve"> </ns0:t>
+            </ns0:r>
+            <ns0:r>
+              <ns0:t xml:space="preserve">with my neighbors.</ns0:t>
+            </ns0:r>
+          </ns0:p>
+        </ns0:tc>
+      </ns0:tr>
+      <ns0:tr>
+        <ns0:tc>
+          <ns0:tcPr/>
+          <ns0:p>
+            <ns0:pPr>
+              <ns0:pStyle ns0:val="Compact"/>
+            </ns0:pPr>
+            <ns0:r>
+              <ns0:t xml:space="preserve">comic book (n)</ns0:t>
+            </ns0:r>
+          </ns0:p>
+        </ns0:tc>
+        <ns0:tc>
+          <ns0:tcPr/>
+          <ns0:p>
+            <ns0:pPr>
+              <ns0:pStyle ns0:val="Compact"/>
+            </ns0:pPr>
+            <ns0:r>
+              <ns0:t xml:space="preserve">/ˈkɒm.ɪk bʊk/</ns0:t>
+            </ns0:r>
+          </ns0:p>
+        </ns0:tc>
+        <ns0:tc>
+          <ns0:tcPr/>
+          <ns0:p>
+            <ns0:pPr>
+              <ns0:pStyle ns0:val="Compact"/>
+            </ns0:pPr>
+            <ns0:r>
+              <ns0:t xml:space="preserve">a magazine with stories told in pictures (truyện tranh)</ns0:t>
+            </ns0:r>
+          </ns0:p>
+        </ns0:tc>
+        <ns0:tc>
+          <ns0:tcPr/>
+          <ns0:p>
+            <ns0:pPr>
+              <ns0:pStyle ns0:val="Compact"/>
+            </ns0:pPr>
+            <ns0:r>
+              <ns0:t xml:space="preserve">I have liked reading</ns0:t>
+            </ns0:r>
+            <ns0:r>
+              <ns0:t xml:space="preserve"> </ns0:t>
+            </ns0:r>
+            <ns0:r>
+              <ns0:rPr>
+                <ns0:b/>
+                <ns0:bCs/>
+              </ns0:rPr>
+              <ns0:t xml:space="preserve">comic books</ns0:t>
+            </ns0:r>
+            <ns0:r>
+              <ns0:t xml:space="preserve"> </ns0:t>
+            </ns0:r>
+            <ns0:r>
+              <ns0:t xml:space="preserve">since I was ten.</ns0:t>
+            </ns0:r>
+          </ns0:p>
+        </ns0:tc>
+      </ns0:tr>
+      <ns0:tr>
+        <ns0:tc>
+          <ns0:tcPr/>
+          <ns0:p>
+            <ns0:pPr>
+              <ns0:pStyle ns0:val="Compact"/>
+            </ns0:pPr>
+            <ns0:r>
+              <ns0:t xml:space="preserve">gardening (n)</ns0:t>
+            </ns0:r>
+          </ns0:p>
+        </ns0:tc>
+        <ns0:tc>
+          <ns0:tcPr/>
+          <ns0:p>
+            <ns0:pPr>
+              <ns0:pStyle ns0:val="Compact"/>
+            </ns0:pPr>
+            <ns0:r>
+              <ns0:t xml:space="preserve">/ˈɡɑː.dən.ɪŋ/</ns0:t>
+            </ns0:r>
+          </ns0:p>
+        </ns0:tc>
+        <ns0:tc>
+          <ns0:tcPr/>
+          <ns0:p>
+            <ns0:pPr>
+              <ns0:pStyle ns0:val="Compact"/>
+            </ns0:pPr>
+            <ns0:r>
+              <ns0:t xml:space="preserve">the activity of growing plants in a garden (làm vườn)</ns0:t>
+            </ns0:r>
+          </ns0:p>
+        </ns0:tc>
+        <ns0:tc>
+          <ns0:tcPr/>
+          <ns0:p>
+            <ns0:pPr>
+              <ns0:pStyle ns0:val="Compact"/>
+            </ns0:pPr>
+            <ns0:r>
+              <ns0:t xml:space="preserve">My father likes</ns0:t>
+            </ns0:r>
+            <ns0:r>
+              <ns0:t xml:space="preserve"> </ns0:t>
+            </ns0:r>
+            <ns0:r>
+              <ns0:rPr>
+                <ns0:b/>
+                <ns0:bCs/>
+              </ns0:rPr>
+              <ns0:t xml:space="preserve">gardening</ns0:t>
+            </ns0:r>
+            <ns0:r>
+              <ns0:t xml:space="preserve">, but I think it is a bit boring.</ns0:t>
+            </ns0:r>
+          </ns0:p>
+        </ns0:tc>
+      </ns0:tr>
+      <ns0:tr>
+        <ns0:tc>
+          <ns0:tcPr/>
+          <ns0:p>
+            <ns0:pPr>
+              <ns0:pStyle ns0:val="Compact"/>
+            </ns0:pPr>
+            <ns0:r>
+              <ns0:t xml:space="preserve">occasion (n)</ns0:t>
+            </ns0:r>
+          </ns0:p>
+        </ns0:tc>
+        <ns0:tc>
+          <ns0:tcPr/>
+          <ns0:p>
+            <ns0:pPr>
+              <ns0:pStyle ns0:val="Compact"/>
+            </ns0:pPr>
+            <ns0:r>
+              <ns0:t xml:space="preserve">/əˈkeɪ.ʒən/</ns0:t>
+            </ns0:r>
+          </ns0:p>
+        </ns0:tc>
+        <ns0:tc>
+          <ns0:tcPr/>
+          <ns0:p>
+            <ns0:pPr>
+              <ns0:pStyle ns0:val="Compact"/>
+            </ns0:pPr>
+            <ns0:r>
+              <ns0:t xml:space="preserve">a particular time or event (dịp, trường hợp)</ns0:t>
+            </ns0:r>
+          </ns0:p>
+        </ns0:tc>
+        <ns0:tc>
+          <ns0:tcPr/>
+          <ns0:p>
+            <ns0:pPr>
+              <ns0:pStyle ns0:val="Compact"/>
+            </ns0:pPr>
+            <ns0:r>
+              <ns0:t xml:space="preserve">I would like to describe an</ns0:t>
+            </ns0:r>
+            <ns0:r>
+              <ns0:t xml:space="preserve"> </ns0:t>
+            </ns0:r>
+            <ns0:r>
+              <ns0:rPr>
+                <ns0:b/>
+                <ns0:bCs/>
+              </ns0:rPr>
+              <ns0:t xml:space="preserve">occasion</ns0:t>
+            </ns0:r>
+            <ns0:r>
+              <ns0:t xml:space="preserve"> </ns0:t>
+            </ns0:r>
+            <ns0:r>
+              <ns0:t xml:space="preserve">when I was not allowed to use my phone.</ns0:t>
+            </ns0:r>
+          </ns0:p>
+        </ns0:tc>
+      </ns0:tr>
+      <ns0:tr>
+        <ns0:tc>
+          <ns0:tcPr/>
+          <ns0:p>
+            <ns0:pPr>
+              <ns0:pStyle ns0:val="Compact"/>
+            </ns0:pPr>
+            <ns0:r>
+              <ns0:t xml:space="preserve">prevent (v)</ns0:t>
+            </ns0:r>
+          </ns0:p>
+        </ns0:tc>
+        <ns0:tc>
+          <ns0:tcPr/>
+          <ns0:p>
+            <ns0:pPr>
+              <ns0:pStyle ns0:val="Compact"/>
+            </ns0:pPr>
+            <ns0:r>
+              <ns0:t xml:space="preserve">/prɪˈvent/</ns0:t>
+            </ns0:r>
+          </ns0:p>
+        </ns0:tc>
+        <ns0:tc>
+          <ns0:tcPr/>
+          <ns0:p>
+            <ns0:pPr>
+              <ns0:pStyle ns0:val="Compact"/>
+            </ns0:pPr>
+            <ns0:r>
+              <ns0:t xml:space="preserve">to stop something from happening (ngăn chặn)</ns0:t>
+            </ns0:r>
+          </ns0:p>
+        </ns0:tc>
+        <ns0:tc>
+          <ns0:tcPr/>
+          <ns0:p>
+            <ns0:pPr>
+              <ns0:pStyle ns0:val="Compact"/>
+            </ns0:pPr>
+            <ns0:r>
+              <ns0:t xml:space="preserve">The school wanted to</ns0:t>
+            </ns0:r>
+            <ns0:r>
+              <ns0:t xml:space="preserve"> </ns0:t>
+            </ns0:r>
+            <ns0:r>
+              <ns0:rPr>
+                <ns0:b/>
+                <ns0:bCs/>
+              </ns0:rPr>
+              <ns0:t xml:space="preserve">prevent</ns0:t>
+            </ns0:r>
+            <ns0:r>
+              <ns0:t xml:space="preserve"> </ns0:t>
+            </ns0:r>
+            <ns0:r>
+              <ns0:t xml:space="preserve">cheating.</ns0:t>
+            </ns0:r>
+          </ns0:p>
+        </ns0:tc>
+      </ns0:tr>
+      <ns0:tr>
+        <ns0:tc>
+          <ns0:tcPr/>
+          <ns0:p>
+            <ns0:pPr>
+              <ns0:pStyle ns0:val="Compact"/>
+            </ns0:pPr>
+            <ns0:r>
+              <ns0:t xml:space="preserve">focused (adj)</ns0:t>
+            </ns0:r>
+          </ns0:p>
+        </ns0:tc>
+        <ns0:tc>
+          <ns0:tcPr/>
+          <ns0:p>
+            <ns0:pPr>
+              <ns0:pStyle ns0:val="Compact"/>
+            </ns0:pPr>
+            <ns0:r>
+              <ns0:t xml:space="preserve">/ˈfəʊ.kəst/</ns0:t>
+            </ns0:r>
+          </ns0:p>
+        </ns0:tc>
+        <ns0:tc>
+          <ns0:tcPr/>
+          <ns0:p>
+            <ns0:pPr>
+              <ns0:pStyle ns0:val="Compact"/>
+            </ns0:pPr>
+            <ns0:r>
+              <ns0:t xml:space="preserve">concentrating attention on something (tập trung)</ns0:t>
+            </ns0:r>
+          </ns0:p>
+        </ns0:tc>
+        <ns0:tc>
+          <ns0:tcPr/>
+          <ns0:p>
+            <ns0:pPr>
+              <ns0:pStyle ns0:val="Compact"/>
+            </ns0:pPr>
+            <ns0:r>
+              <ns0:t xml:space="preserve">I felt more</ns0:t>
+            </ns0:r>
+            <ns0:r>
+              <ns0:t xml:space="preserve"> </ns0:t>
+            </ns0:r>
+            <ns0:r>
+              <ns0:rPr>
+                <ns0:b/>
+                <ns0:bCs/>
+              </ns0:rPr>
+              <ns0:t xml:space="preserve">focused</ns0:t>
+            </ns0:r>
+            <ns0:r>
+              <ns0:t xml:space="preserve"> </ns0:t>
+            </ns0:r>
+            <ns0:r>
+              <ns0:t xml:space="preserve">on my questions without my phone.</ns0:t>
+            </ns0:r>
+          </ns0:p>
+        </ns0:tc>
+      </ns0:tr>
+      <ns0:tr>
+        <ns0:tc>
+          <ns0:tcPr/>
+          <ns0:p>
+            <ns0:pPr>
+              <ns0:pStyle ns0:val="Compact"/>
+            </ns0:pPr>
+            <ns0:r>
+              <ns0:t xml:space="preserve">relieved (adj)</ns0:t>
+            </ns0:r>
+          </ns0:p>
+        </ns0:tc>
+        <ns0:tc>
+          <ns0:tcPr/>
+          <ns0:p>
+            <ns0:pPr>
+              <ns0:pStyle ns0:val="Compact"/>
+            </ns0:pPr>
+            <ns0:r>
+              <ns0:t xml:space="preserve">/rɪˈliːvd/</ns0:t>
+            </ns0:r>
+          </ns0:p>
+        </ns0:tc>
+        <ns0:tc>
+          <ns0:tcPr/>
+          <ns0:p>
+            <ns0:pPr>
+              <ns0:pStyle ns0:val="Compact"/>
+            </ns0:pPr>
+            <ns0:r>
+              <ns0:t xml:space="preserve">feeling less worried or stressed (nhẹ nhõm)</ns0:t>
+            </ns0:r>
+          </ns0:p>
+        </ns0:tc>
+        <ns0:tc>
+          <ns0:tcPr/>
+          <ns0:p>
+            <ns0:pPr>
+              <ns0:pStyle ns0:val="Compact"/>
+            </ns0:pPr>
+            <ns0:r>
+              <ns0:t xml:space="preserve">I felt</ns0:t>
+            </ns0:r>
+            <ns0:r>
+              <ns0:t xml:space="preserve"> </ns0:t>
+            </ns0:r>
+            <ns0:r>
+              <ns0:rPr>
+                <ns0:b/>
+                <ns0:bCs/>
+              </ns0:rPr>
+              <ns0:t xml:space="preserve">relieved</ns0:t>
+            </ns0:r>
+            <ns0:r>
+              <ns0:t xml:space="preserve"> </ns0:t>
+            </ns0:r>
+            <ns0:r>
+              <ns0:t xml:space="preserve">when the exam finished.</ns0:t>
+            </ns0:r>
+          </ns0:p>
+        </ns0:tc>
+      </ns0:tr>
+      <ns0:tr>
+        <ns0:tc>
+          <ns0:tcPr/>
+          <ns0:p>
+            <ns0:pPr>
+              <ns0:pStyle ns0:val="Compact"/>
+            </ns0:pPr>
+            <ns0:r>
+              <ns0:t xml:space="preserve">necessary (adj)</ns0:t>
+            </ns0:r>
+          </ns0:p>
+        </ns0:tc>
+        <ns0:tc>
+          <ns0:tcPr/>
+          <ns0:p>
+            <ns0:pPr>
+              <ns0:pStyle ns0:val="Compact"/>
+            </ns0:pPr>
+            <ns0:r>
+              <ns0:t xml:space="preserve">/ˈnes.ə.sər.i/</ns0:t>
+            </ns0:r>
+          </ns0:p>
+        </ns0:tc>
+        <ns0:tc>
+          <ns0:tcPr/>
+          <ns0:p>
+            <ns0:pPr>
+              <ns0:pStyle ns0:val="Compact"/>
+            </ns0:pPr>
+            <ns0:r>
+              <ns0:t xml:space="preserve">needed or required (cần thiết)</ns0:t>
+            </ns0:r>
+          </ns0:p>
+        </ns0:tc>
+        <ns0:tc>
+          <ns0:tcPr/>
+          <ns0:p>
+            <ns0:pPr>
+              <ns0:pStyle ns0:val="Compact"/>
+            </ns0:pPr>
+            <ns0:r>
+              <ns0:t xml:space="preserve">I think it is very</ns0:t>
+            </ns0:r>
+            <ns0:r>
+              <ns0:t xml:space="preserve"> </ns0:t>
+            </ns0:r>
+            <ns0:r>
+              <ns0:rPr>
+                <ns0:b/>
+                <ns0:bCs/>
+              </ns0:rPr>
+              <ns0:t xml:space="preserve">necessary</ns0:t>
+            </ns0:r>
+            <ns0:r>
+              <ns0:t xml:space="preserve"> </ns0:t>
+            </ns0:r>
+            <ns0:r>
+              <ns0:t xml:space="preserve">to have laws for mobile phones.</ns0:t>
+            </ns0:r>
+          </ns0:p>
+        </ns0:tc>
+      </ns0:tr>
+      <ns0:tr>
+        <ns0:tc>
+          <ns0:tcPr/>
+          <ns0:p>
+            <ns0:pPr>
+              <ns0:pStyle ns0:val="Compact"/>
+            </ns0:pPr>
+            <ns0:r>
+              <ns0:t xml:space="preserve">dangerous (adj)</ns0:t>
+            </ns0:r>
+          </ns0:p>
+        </ns0:tc>
+        <ns0:tc>
+          <ns0:tcPr/>
+          <ns0:p>
+            <ns0:pPr>
+              <ns0:pStyle ns0:val="Compact"/>
+            </ns0:pPr>
+            <ns0:r>
+              <ns0:t xml:space="preserve">/ˈdeɪn.dʒər.əs/</ns0:t>
+            </ns0:r>
+          </ns0:p>
+        </ns0:tc>
+        <ns0:tc>
+          <ns0:tcPr/>
+          <ns0:p>
+            <ns0:pPr>
+              <ns0:pStyle ns0:val="Compact"/>
+            </ns0:pPr>
+            <ns0:r>
+              <ns0:t xml:space="preserve">likely to cause harm or injury (nguy hiểm)</ns0:t>
+            </ns0:r>
+          </ns0:p>
+        </ns0:tc>
+        <ns0:tc>
+          <ns0:tcPr/>
+          <ns0:p>
+            <ns0:pPr>
+              <ns0:pStyle ns0:val="Compact"/>
+            </ns0:pPr>
+            <ns0:r>
+              <ns0:t xml:space="preserve">Using phones while driving is very</ns0:t>
+            </ns0:r>
+            <ns0:r>
+              <ns0:t xml:space="preserve"> </ns0:t>
+            </ns0:r>
+            <ns0:r>
+              <ns0:rPr>
+                <ns0:b/>
+                <ns0:bCs/>
+              </ns0:rPr>
+              <ns0:t xml:space="preserve">dangerous</ns0:t>
+            </ns0:r>
+            <ns0:r>
+              <ns0:t xml:space="preserve">.</ns0:t>
+            </ns0:r>
+          </ns0:p>
+        </ns0:tc>
+      </ns0:tr>
+      <ns0:tr>
+        <ns0:tc>
+          <ns0:tcPr/>
+          <ns0:p>
+            <ns0:pPr>
+              <ns0:pStyle ns0:val="Compact"/>
+            </ns0:pPr>
+            <ns0:r>
+              <ns0:t xml:space="preserve">memory (n)</ns0:t>
+            </ns0:r>
+          </ns0:p>
+        </ns0:tc>
+        <ns0:tc>
+          <ns0:tcPr/>
+          <ns0:p>
+            <ns0:pPr>
+              <ns0:pStyle ns0:val="Compact"/>
+            </ns0:pPr>
+            <ns0:r>
+              <ns0:t xml:space="preserve">/ˈmem.ər.i/</ns0:t>
+            </ns0:r>
+          </ns0:p>
+        </ns0:tc>
+        <ns0:tc>
+          <ns0:tcPr/>
+          <ns0:p>
+            <ns0:pPr>
+              <ns0:pStyle ns0:val="Compact"/>
+            </ns0:pPr>
+            <ns0:r>
+              <ns0:t xml:space="preserve">something remembered from the past (kỷ niệm)</ns0:t>
+            </ns0:r>
+          </ns0:p>
+        </ns0:tc>
+        <ns0:tc>
+          <ns0:tcPr/>
+          <ns0:p>
+            <ns0:pPr>
+              <ns0:pStyle ns0:val="Compact"/>
+            </ns0:pPr>
+            <ns0:r>
+              <ns0:t xml:space="preserve">Mobile phones help us save our</ns0:t>
+            </ns0:r>
+            <ns0:r>
+              <ns0:t xml:space="preserve"> </ns0:t>
+            </ns0:r>
+            <ns0:r>
+              <ns0:rPr>
+                <ns0:b/>
+                <ns0:bCs/>
+              </ns0:rPr>
+              <ns0:t xml:space="preserve">memories</ns0:t>
+            </ns0:r>
+            <ns0:r>
+              <ns0:t xml:space="preserve"> </ns0:t>
+            </ns0:r>
+            <ns0:r>
+              <ns0:t xml:space="preserve">of holidays.</ns0:t>
+            </ns0:r>
+          </ns0:p>
+        </ns0:tc>
+      </ns0:tr>
+      <ns0:tr>
+        <ns0:tc>
+          <ns0:tcPr/>
+          <ns0:p>
+            <ns0:pPr>
+              <ns0:pStyle ns0:val="Compact"/>
+            </ns0:pPr>
+            <ns0:r>
+              <ns0:t xml:space="preserve">negative (adj)</ns0:t>
+            </ns0:r>
+          </ns0:p>
+        </ns0:tc>
+        <ns0:tc>
+          <ns0:tcPr/>
+          <ns0:p>
+            <ns0:pPr>
+              <ns0:pStyle ns0:val="Compact"/>
+            </ns0:pPr>
+            <ns0:r>
+              <ns0:t xml:space="preserve">/ˈneɡ.ə.tɪv/</ns0:t>
+            </ns0:r>
+          </ns0:p>
+        </ns0:tc>
+        <ns0:tc>
+          <ns0:tcPr/>
+          <ns0:p>
+            <ns0:pPr>
+              <ns0:pStyle ns0:val="Compact"/>
+            </ns0:pPr>
+            <ns0:r>
+              <ns0:t xml:space="preserve">bad or harmful (tiêu cực)</ns0:t>
+            </ns0:r>
+          </ns0:p>
+        </ns0:tc>
+        <ns0:tc>
+          <ns0:tcPr/>
+          <ns0:p>
+            <ns0:pPr>
+              <ns0:pStyle ns0:val="Compact"/>
+            </ns0:pPr>
+            <ns0:r>
+              <ns0:t xml:space="preserve">The</ns0:t>
+            </ns0:r>
+            <ns0:r>
+              <ns0:t xml:space="preserve"> </ns0:t>
+            </ns0:r>
+            <ns0:r>
+              <ns0:rPr>
+                <ns0:b/>
+                <ns0:bCs/>
+              </ns0:rPr>
+              <ns0:t xml:space="preserve">negative</ns0:t>
+            </ns0:r>
+            <ns0:r>
+              <ns0:t xml:space="preserve"> </ns0:t>
+            </ns0:r>
+            <ns0:r>
+              <ns0:t xml:space="preserve">side is that friends look at their phones instead of talking.</ns0:t>
+            </ns0:r>
           </ns0:p>
         </ns0:tc>
       </ns0:tr>
